--- a/hin/docx/043.content.docx
+++ b/hin/docx/043.content.docx
@@ -150,26 +150,6 @@
           <w:lang w:val="hi_IN" w:bidi="hi_IN"/>
         </w:rPr>
         <w:t>द</w:t>
-      </w:r>
-      <w:r>
-        <w:rPr>
-          <w:lang w:val="hi_IN" w:bidi="hi_IN"/>
-        </w:rPr>
-      </w:r>
-    </w:p>
-    <w:p>
-      <w:pPr/>
-      <w:r>
-        <w:rPr>
-          <w:lang w:val="hi_IN" w:bidi="hi_IN"/>
-        </w:rPr>
-      </w:r>
-      <w:r>
-        <w:rPr>
-          <w:i/>
-          <w:lang w:val="hi_IN" w:bidi="hi_IN"/>
-        </w:rPr>
-        <w:t>दक्षिण के नक्षत्र, दक्षिण देश का रामाह, दण्ड, दथेमा, ददान (व्यक्ति), ददान (स्थान), दन्ना, दफ़नाना, दफ़नाने की प्रथाएँ, दबीर (व्यक्ति), दबीर (स्थान), दबोरा, दबोरा का गीत, दब्बेशेत, दमड़ी, दमड़ी, दमरिस, दमिश्क, दमिश्क का अराम, दया, दया, दया का आसन, दरियाई घोड़ा (जलगज), दर्कमोन, दर्कोन, दर्पण, दर्पण, दर्शन, दर्शनशास्त्र, दर्शी, दलमतिया, दलमनूता, दलायाह, दलायाह, दलीला, दल्पोन, दशमांश, दशमांश देना, दस आज्ञाएँ, दस आज्ञाएँ, दस आज्ञाएँ, दहेज, दाई, दाऊद, दाऊद का नगर, दाऊद का नगर, दाऊद का मूल, दाऊद की मीनार, दाख, दाख की टिकिया, दाख की बारी का रखवाला, दाखरस के कुण्ड, दाखलता, जंगली दाखलता, दाखलता, दाख की बारी, दागोन, दाढ़ी, दातान, दान, दान (व्यक्ति), दान (स्थान), दान का गोत्र, दानव, दानव के तराई, दानियों, दानिय्येल (व्यक्ति), दानिय्येल की पुस्तक, दानिय्येल के अतिरिक्त भाग, दान्यान, दाबरात, दाबरात, दारा, दारा, दर्दा, दालचीनी, दालें, दास, दासत्व, दासता, दासत्व-मुक्त, दासत्व, का घर, दासी, दास, सेवक, दासी, दासियाँ, दासी, युवती, दाहिना हाथ, दिक्ला, दिडाचे (बारह प्रेरितों की शिक्षा), दिदुमुस, दिन, दिन की यात्रा, दिन्हाबा, दिबला, दिबलैम, दिब्री, दिमेत्रियुस, दिम्ना, दिया, दीवट, दियुत्रिफेस, दियुनुसियुस, दियुसकूरी, दिरबे, दिलान, दिव्य उपस्थिति, दीजाहाब, दीना, दीनार, दीनी, दीपक, दीवट, दीपत, दीबोन, दीबोन-गाद, दीमोन, दीमोना, दीशान, दीशोन, दुःख, दुभाषिया, दुर्बलता, दुल्हन और दूल्हा, दुल्हन का कमरा, दुष्ट, दुष्ट, दुष्टआत्मा ग्रसित, दुष्टता, दुष्टात्मा, दुष्टात्मा निकालना, दुष्टात्मा निकालने वाला, दुहाई, दूएल, दूत, दूदाफल, दूध, दूमा (व्यक्ति), दूमा (स्थान), दूरा का मैदान, दूसरा आदम, दूसरा आदम, दूसरा मन्दिर काल, दूसरा यहूदी विद्रोह, दूसरी मृत्यु, दूसरी मृत्यु, दृष्टान्त, दृष्टान्त, देमास, देवता और देवियाँ, देवदार, देवदार का वृक्ष, देवदार पेड़, देश के लोग, देश से निकालना, देश निकाला, देहवी, दोएग, दोतान, दोदानी, दोदावाह, दोदै, दोदो, दोनों दीवारों के बीच का फाटक, दोपका, दोर, दोरकास, दोषबलि, दोषबलि, दौलत</w:t>
       </w:r>
       <w:r>
         <w:rPr>

--- a/hin/docx/043.content.docx
+++ b/hin/docx/043.content.docx
@@ -19,7 +19,7 @@
         <w:rPr>
           <w:lang w:val="hi_IN" w:bidi="hi_IN"/>
         </w:rPr>
-        <w:t>Resource: बाइबल कोश (टिंडेल)</w:t>
+        <w:t>Resource: Tyndale Open Bible Dictionary</w:t>
       </w:r>
       <w:r>
         <w:rPr>
@@ -112,7 +112,7 @@
         <w:rPr>
           <w:lang w:val="hi_IN" w:bidi="hi_IN"/>
         </w:rPr>
-        <w:t>बाइबल कोश (टिंडेल)</w:t>
+        <w:t>Tyndale Open Bible Dictionary</w:t>
       </w:r>
     </w:p>
     <w:p>
@@ -40857,9 +40857,15 @@
             <w:color w:val="0000EE"/>
             <w:u w:val="single"/>
           </w:rPr>
-          <w:t xml:space="preserve">135:5, </w:t>
-        </w:r>
-      </w:hyperlink>
+          <w:t>135:5</w:t>
+        </w:r>
+      </w:hyperlink>
+      <w:r>
+        <w:rPr>
+          <w:lang w:val="hi_IN" w:bidi="hi_IN"/>
+        </w:rPr>
+        <w:t xml:space="preserve">; </w:t>
+      </w:r>
       <w:hyperlink r:id="rId1016">
         <w:r>
           <w:rPr>

--- a/hin/docx/043.content.docx
+++ b/hin/docx/043.content.docx
@@ -19,7 +19,7 @@
         <w:rPr>
           <w:lang w:val="hi_IN" w:bidi="hi_IN"/>
         </w:rPr>
-        <w:t>Resource: Tyndale Open Bible Dictionary</w:t>
+        <w:t>Resource: Aquifer Open Bible Dictionary</w:t>
       </w:r>
       <w:r>
         <w:rPr>
@@ -112,7 +112,7 @@
         <w:rPr>
           <w:lang w:val="hi_IN" w:bidi="hi_IN"/>
         </w:rPr>
-        <w:t>Tyndale Open Bible Dictionary</w:t>
+        <w:t>Aquifer Open Bible Dictionary</w:t>
       </w:r>
     </w:p>
     <w:p>

--- a/hin/docx/043.content.docx
+++ b/hin/docx/043.content.docx
@@ -261,18 +261,12 @@
         </w:rPr>
         <w:t>जब पौलुस कैसरिया में कैद थे तब द्रुसिल्ला और फेलिक्स ने प्रेरित पौलुस के द्वारा सुसमाचार की घोषणा सुनी (</w:t>
       </w:r>
-      <w:hyperlink r:id="rId13">
-        <w:r>
-          <w:rPr>
-            <w:lang w:val="hi_IN" w:bidi="hi_IN"/>
-          </w:rPr>
-          <w:rPr>
-            <w:color w:val="0000EE"/>
-            <w:u w:val="single"/>
-          </w:rPr>
-          <w:t>प्रेरि 24:24</w:t>
-        </w:r>
-      </w:hyperlink>
+      <w:r>
+        <w:rPr>
+          <w:lang w:val="hi_IN" w:bidi="hi_IN"/>
+        </w:rPr>
+        <w:t>प्रेरि 24:24</w:t>
+      </w:r>
       <w:r>
         <w:rPr>
           <w:lang w:val="hi_IN" w:bidi="hi_IN"/>
